--- a/documents/5-4分析類別圖-江芸萱.docx
+++ b/documents/5-4分析類別圖-江芸萱.docx
@@ -8,18 +8,18 @@
           <w:noProof/>
         </w:rPr>
         <w:drawing>
-          <wp:anchor distT="0" distB="0" distL="114300" distR="114300" simplePos="0" relativeHeight="251658240" behindDoc="0" locked="0" layoutInCell="1" allowOverlap="1" wp14:anchorId="24A8D0A1" wp14:editId="3CD494F4">
-            <wp:simplePos x="1140460" y="968375"/>
+          <wp:anchor distT="0" distB="0" distL="114300" distR="114300" simplePos="0" relativeHeight="251658240" behindDoc="0" locked="0" layoutInCell="1" allowOverlap="1" wp14:anchorId="41274E01" wp14:editId="22AD5CB2">
+            <wp:simplePos x="531495" y="914400"/>
             <wp:positionH relativeFrom="margin">
               <wp:align>center</wp:align>
             </wp:positionH>
             <wp:positionV relativeFrom="margin">
               <wp:align>top</wp:align>
             </wp:positionV>
-            <wp:extent cx="6255385" cy="8607425"/>
-            <wp:effectExtent l="0" t="0" r="0" b="3175"/>
+            <wp:extent cx="6336665" cy="8796655"/>
+            <wp:effectExtent l="0" t="0" r="6985" b="4445"/>
             <wp:wrapSquare wrapText="bothSides"/>
-            <wp:docPr id="1358684077" name="圖片 4"/>
+            <wp:docPr id="1838522790" name="圖片 1"/>
             <wp:cNvGraphicFramePr>
               <a:graphicFrameLocks xmlns:a="http://schemas.openxmlformats.org/drawingml/2006/main" noChangeAspect="1"/>
             </wp:cNvGraphicFramePr>
@@ -27,12 +27,12 @@
               <a:graphicData uri="http://schemas.openxmlformats.org/drawingml/2006/picture">
                 <pic:pic xmlns:pic="http://schemas.openxmlformats.org/drawingml/2006/picture">
                   <pic:nvPicPr>
-                    <pic:cNvPr id="0" name="Picture 4"/>
+                    <pic:cNvPr id="0" name="Picture 1"/>
                     <pic:cNvPicPr>
                       <a:picLocks noChangeAspect="1" noChangeArrowheads="1"/>
                     </pic:cNvPicPr>
                   </pic:nvPicPr>
-                  <pic:blipFill rotWithShape="1">
+                  <pic:blipFill>
                     <a:blip r:embed="rId6" cstate="print">
                       <a:extLst>
                         <a:ext uri="{28A0092B-C50C-407E-A947-70E740481C1C}">
@@ -40,7 +40,7 @@
                         </a:ext>
                       </a:extLst>
                     </a:blip>
-                    <a:srcRect l="7389" t="3540" r="15294" b="18185"/>
+                    <a:srcRect/>
                     <a:stretch>
                       <a:fillRect/>
                     </a:stretch>
@@ -48,7 +48,7 @@
                   <pic:spPr bwMode="auto">
                     <a:xfrm>
                       <a:off x="0" y="0"/>
-                      <a:ext cx="6255385" cy="8607425"/>
+                      <a:ext cx="6336665" cy="8796655"/>
                     </a:xfrm>
                     <a:prstGeom prst="rect">
                       <a:avLst/>
@@ -57,11 +57,6 @@
                     <a:ln>
                       <a:noFill/>
                     </a:ln>
-                    <a:extLst>
-                      <a:ext uri="{53640926-AAD7-44D8-BBD7-CCE9431645EC}">
-                        <a14:shadowObscured xmlns:a14="http://schemas.microsoft.com/office/drawing/2010/main"/>
-                      </a:ext>
-                    </a:extLst>
                   </pic:spPr>
                 </pic:pic>
               </a:graphicData>
